--- a/Especializacion/Evaluaciones/2026-2/Fichas de evaluacion/05 - G-005 - Prediccion de fallas SCADA-OMS-GIS en CENS/2 - Hoja de respuestas.docx
+++ b/Especializacion/Evaluaciones/2026-2/Fichas de evaluacion/05 - G-005 - Prediccion de fallas SCADA-OMS-GIS en CENS/2 - Hoja de respuestas.docx
@@ -250,7 +250,7 @@
           <w:color w:val="2B2B2B"/>
           <w:sz w:val="22"/>
         </w:rPr>
-        <w:t xml:space="preserve"> ________________________</w:t>
+        <w:t xml:space="preserve"> _________________</w:t>
       </w:r>
     </w:p>
     <w:p>
@@ -284,7 +284,7 @@
           <w:color w:val="2B2B2B"/>
           <w:sz w:val="22"/>
         </w:rPr>
-        <w:t>Edward Alexis Orduz Rodríguez: ______________________________________________________</w:t>
+        <w:t>Edward Alexis Orduz Rodríguez: _________________________________________________________</w:t>
       </w:r>
     </w:p>
     <w:p>
@@ -298,7 +298,7 @@
           <w:color w:val="2B2B2B"/>
           <w:sz w:val="22"/>
         </w:rPr>
-        <w:t>Ángel David Ortiz Rivera: ______________________________________________________</w:t>
+        <w:t>Ángel David Ortiz Rivera: ______________________________________________________________</w:t>
       </w:r>
     </w:p>
     <w:p>
@@ -312,327 +312,9 @@
           <w:color w:val="007433"/>
           <w:sz w:val="32"/>
         </w:rPr>
-        <w:t>A · MIENTRAS EXPONEN — marcar, no redactar</w:t>
+        <w:t>A · MIENTRAS EXPONEN — marcar ✓ ~ ✗ y escribir en la línea</w:t>
       </w:r>
     </w:p>
-    <w:tbl>
-      <w:tblPr>
-        <w:tblStyle w:val="TableGrid"/>
-        <w:tblW w:type="auto" w:w="0"/>
-        <w:tblLook w:firstColumn="1" w:firstRow="1" w:lastColumn="0" w:lastRow="0" w:noHBand="0" w:noVBand="1" w:val="04A0"/>
-      </w:tblPr>
-      <w:tblGrid>
-        <w:gridCol w:w="3264"/>
-        <w:gridCol w:w="3264"/>
-        <w:gridCol w:w="3264"/>
-      </w:tblGrid>
-      <w:tr>
-        <w:tc>
-          <w:tcPr>
-            <w:tcW w:type="dxa" w:w="3264"/>
-            <w:shd w:val="clear" w:fill="0C2340"/>
-            <w:shd w:val="clear" w:fill="0C2340"/>
-          </w:tcPr>
-          <w:p>
-            <w:r>
-              <w:rPr>
-                <w:rFonts w:ascii="Calibri" w:hAnsi="Calibri"/>
-                <w:b/>
-                <w:color w:val="FFFFFF"/>
-              </w:rPr>
-            </w:r>
-            <w:r>
-              <w:rPr>
-                <w:rFonts w:ascii="Calibri" w:hAnsi="Calibri"/>
-                <w:b/>
-                <w:color w:val="FFFFFF"/>
-                <w:sz w:val="21"/>
-              </w:rPr>
-              <w:t>Bloque (min esperados)</w:t>
-            </w:r>
-          </w:p>
-        </w:tc>
-        <w:tc>
-          <w:tcPr>
-            <w:tcW w:type="dxa" w:w="3264"/>
-            <w:shd w:val="clear" w:fill="0C2340"/>
-            <w:shd w:val="clear" w:fill="0C2340"/>
-          </w:tcPr>
-          <w:p>
-            <w:r>
-              <w:rPr>
-                <w:rFonts w:ascii="Calibri" w:hAnsi="Calibri"/>
-                <w:b/>
-                <w:color w:val="FFFFFF"/>
-              </w:rPr>
-            </w:r>
-            <w:r>
-              <w:rPr>
-                <w:rFonts w:ascii="Calibri" w:hAnsi="Calibri"/>
-                <w:b/>
-                <w:color w:val="FFFFFF"/>
-                <w:sz w:val="21"/>
-              </w:rPr>
-              <w:t>✓ ~ ✗</w:t>
-            </w:r>
-          </w:p>
-        </w:tc>
-        <w:tc>
-          <w:tcPr>
-            <w:tcW w:type="dxa" w:w="3264"/>
-            <w:shd w:val="clear" w:fill="0C2340"/>
-            <w:shd w:val="clear" w:fill="0C2340"/>
-          </w:tcPr>
-          <w:p>
-            <w:r>
-              <w:rPr>
-                <w:rFonts w:ascii="Calibri" w:hAnsi="Calibri"/>
-                <w:b/>
-                <w:color w:val="FFFFFF"/>
-              </w:rPr>
-            </w:r>
-            <w:r>
-              <w:rPr>
-                <w:rFonts w:ascii="Calibri" w:hAnsi="Calibri"/>
-                <w:b/>
-                <w:color w:val="FFFFFF"/>
-                <w:sz w:val="21"/>
-              </w:rPr>
-              <w:t>Una línea</w:t>
-            </w:r>
-          </w:p>
-        </w:tc>
-      </w:tr>
-      <w:tr>
-        <w:tc>
-          <w:tcPr>
-            <w:tcW w:type="dxa" w:w="3264"/>
-          </w:tcPr>
-          <w:p>
-            <w:r/>
-            <w:r>
-              <w:rPr>
-                <w:rFonts w:ascii="Calibri" w:hAnsi="Calibri"/>
-                <w:b w:val="0"/>
-                <w:color w:val="2B2B2B"/>
-                <w:sz w:val="20"/>
-              </w:rPr>
-              <w:t>Problema y pregunta (2 min)</w:t>
-            </w:r>
-          </w:p>
-        </w:tc>
-        <w:tc>
-          <w:tcPr>
-            <w:tcW w:type="dxa" w:w="3264"/>
-          </w:tcPr>
-          <w:p>
-            <w:r/>
-          </w:p>
-        </w:tc>
-        <w:tc>
-          <w:tcPr>
-            <w:tcW w:type="dxa" w:w="3264"/>
-          </w:tcPr>
-          <w:p>
-            <w:r/>
-          </w:p>
-        </w:tc>
-      </w:tr>
-      <w:tr>
-        <w:tc>
-          <w:tcPr>
-            <w:tcW w:type="dxa" w:w="3264"/>
-            <w:shd w:val="clear" w:fill="F5F7F5"/>
-            <w:shd w:val="clear" w:fill="F5F7F5"/>
-          </w:tcPr>
-          <w:p>
-            <w:r/>
-            <w:r>
-              <w:rPr>
-                <w:rFonts w:ascii="Calibri" w:hAnsi="Calibri"/>
-                <w:b w:val="0"/>
-                <w:color w:val="2B2B2B"/>
-                <w:sz w:val="20"/>
-              </w:rPr>
-              <w:t>Objetivos (1 min)</w:t>
-            </w:r>
-          </w:p>
-        </w:tc>
-        <w:tc>
-          <w:tcPr>
-            <w:tcW w:type="dxa" w:w="3264"/>
-            <w:shd w:val="clear" w:fill="F5F7F5"/>
-            <w:shd w:val="clear" w:fill="F5F7F5"/>
-          </w:tcPr>
-          <w:p>
-            <w:r/>
-          </w:p>
-        </w:tc>
-        <w:tc>
-          <w:tcPr>
-            <w:tcW w:type="dxa" w:w="3264"/>
-            <w:shd w:val="clear" w:fill="F5F7F5"/>
-            <w:shd w:val="clear" w:fill="F5F7F5"/>
-          </w:tcPr>
-          <w:p>
-            <w:r/>
-          </w:p>
-        </w:tc>
-      </w:tr>
-      <w:tr>
-        <w:tc>
-          <w:tcPr>
-            <w:tcW w:type="dxa" w:w="3264"/>
-          </w:tcPr>
-          <w:p>
-            <w:r/>
-            <w:r>
-              <w:rPr>
-                <w:rFonts w:ascii="Calibri" w:hAnsi="Calibri"/>
-                <w:b w:val="0"/>
-                <w:color w:val="2B2B2B"/>
-                <w:sz w:val="20"/>
-              </w:rPr>
-              <w:t>Método (2-3 min)</w:t>
-            </w:r>
-          </w:p>
-        </w:tc>
-        <w:tc>
-          <w:tcPr>
-            <w:tcW w:type="dxa" w:w="3264"/>
-          </w:tcPr>
-          <w:p>
-            <w:r/>
-          </w:p>
-        </w:tc>
-        <w:tc>
-          <w:tcPr>
-            <w:tcW w:type="dxa" w:w="3264"/>
-          </w:tcPr>
-          <w:p>
-            <w:r/>
-          </w:p>
-        </w:tc>
-      </w:tr>
-      <w:tr>
-        <w:tc>
-          <w:tcPr>
-            <w:tcW w:type="dxa" w:w="3264"/>
-            <w:shd w:val="clear" w:fill="F5F7F5"/>
-            <w:shd w:val="clear" w:fill="F5F7F5"/>
-          </w:tcPr>
-          <w:p>
-            <w:r/>
-            <w:r>
-              <w:rPr>
-                <w:rFonts w:ascii="Calibri" w:hAnsi="Calibri"/>
-                <w:b w:val="0"/>
-                <w:color w:val="2B2B2B"/>
-                <w:sz w:val="20"/>
-              </w:rPr>
-              <w:t>Resultados (3 min)</w:t>
-            </w:r>
-          </w:p>
-        </w:tc>
-        <w:tc>
-          <w:tcPr>
-            <w:tcW w:type="dxa" w:w="3264"/>
-            <w:shd w:val="clear" w:fill="F5F7F5"/>
-            <w:shd w:val="clear" w:fill="F5F7F5"/>
-          </w:tcPr>
-          <w:p>
-            <w:r/>
-          </w:p>
-        </w:tc>
-        <w:tc>
-          <w:tcPr>
-            <w:tcW w:type="dxa" w:w="3264"/>
-            <w:shd w:val="clear" w:fill="F5F7F5"/>
-            <w:shd w:val="clear" w:fill="F5F7F5"/>
-          </w:tcPr>
-          <w:p>
-            <w:r/>
-          </w:p>
-        </w:tc>
-      </w:tr>
-      <w:tr>
-        <w:tc>
-          <w:tcPr>
-            <w:tcW w:type="dxa" w:w="3264"/>
-          </w:tcPr>
-          <w:p>
-            <w:r/>
-            <w:r>
-              <w:rPr>
-                <w:rFonts w:ascii="Calibri" w:hAnsi="Calibri"/>
-                <w:b w:val="0"/>
-                <w:color w:val="2B2B2B"/>
-                <w:sz w:val="20"/>
-              </w:rPr>
-              <w:t>Discusión y conclusión (2-3 min)</w:t>
-            </w:r>
-          </w:p>
-        </w:tc>
-        <w:tc>
-          <w:tcPr>
-            <w:tcW w:type="dxa" w:w="3264"/>
-          </w:tcPr>
-          <w:p>
-            <w:r/>
-          </w:p>
-        </w:tc>
-        <w:tc>
-          <w:tcPr>
-            <w:tcW w:type="dxa" w:w="3264"/>
-          </w:tcPr>
-          <w:p>
-            <w:r/>
-          </w:p>
-        </w:tc>
-      </w:tr>
-      <w:tr>
-        <w:tc>
-          <w:tcPr>
-            <w:tcW w:type="dxa" w:w="3264"/>
-            <w:shd w:val="clear" w:fill="F5F7F5"/>
-            <w:shd w:val="clear" w:fill="F5F7F5"/>
-          </w:tcPr>
-          <w:p>
-            <w:r/>
-            <w:r>
-              <w:rPr>
-                <w:rFonts w:ascii="Calibri" w:hAnsi="Calibri"/>
-                <w:b w:val="0"/>
-                <w:color w:val="2B2B2B"/>
-                <w:sz w:val="20"/>
-              </w:rPr>
-              <w:t>Aporte y cierre (1 min)</w:t>
-            </w:r>
-          </w:p>
-        </w:tc>
-        <w:tc>
-          <w:tcPr>
-            <w:tcW w:type="dxa" w:w="3264"/>
-            <w:shd w:val="clear" w:fill="F5F7F5"/>
-            <w:shd w:val="clear" w:fill="F5F7F5"/>
-          </w:tcPr>
-          <w:p>
-            <w:r/>
-          </w:p>
-        </w:tc>
-        <w:tc>
-          <w:tcPr>
-            <w:tcW w:type="dxa" w:w="3264"/>
-            <w:shd w:val="clear" w:fill="F5F7F5"/>
-            <w:shd w:val="clear" w:fill="F5F7F5"/>
-          </w:tcPr>
-          <w:p>
-            <w:r/>
-          </w:p>
-        </w:tc>
-      </w:tr>
-    </w:tbl>
-    <w:p/>
     <w:p>
       <w:r>
         <w:rPr>
@@ -695,6 +377,202 @@
       </w:r>
     </w:p>
     <w:p>
+      <w:r>
+        <w:rPr>
+          <w:rFonts w:ascii="Calibri" w:hAnsi="Calibri"/>
+          <w:b/>
+          <w:color w:val="2B2B2B"/>
+          <w:sz w:val="22"/>
+        </w:rPr>
+        <w:t>Problema y pregunta (2 min)</w:t>
+      </w:r>
+      <w:r>
+        <w:rPr>
+          <w:rFonts w:ascii="Calibri" w:hAnsi="Calibri"/>
+          <w:b w:val="0"/>
+          <w:color w:val="2B2B2B"/>
+          <w:sz w:val="22"/>
+        </w:rPr>
+        <w:t xml:space="preserve"> ✓ ~ ✗ · __________________________________________________________</w:t>
+      </w:r>
+    </w:p>
+    <w:p>
+      <w:r>
+        <w:rPr>
+          <w:rFonts w:ascii="Calibri" w:hAnsi="Calibri"/>
+          <w:b/>
+          <w:color w:val="2B2B2B"/>
+          <w:sz w:val="22"/>
+        </w:rPr>
+        <w:t>Objetivos (1 min)</w:t>
+      </w:r>
+      <w:r>
+        <w:rPr>
+          <w:rFonts w:ascii="Calibri" w:hAnsi="Calibri"/>
+          <w:b w:val="0"/>
+          <w:color w:val="2B2B2B"/>
+          <w:sz w:val="22"/>
+        </w:rPr>
+        <w:t xml:space="preserve"> ✓ ~ ✗ · ___________________________________________________________________</w:t>
+      </w:r>
+    </w:p>
+    <w:p>
+      <w:r>
+        <w:rPr>
+          <w:rFonts w:ascii="Calibri" w:hAnsi="Calibri"/>
+          <w:b/>
+          <w:color w:val="2B2B2B"/>
+          <w:sz w:val="22"/>
+        </w:rPr>
+        <w:t>Método (2-3 min)</w:t>
+      </w:r>
+      <w:r>
+        <w:rPr>
+          <w:rFonts w:ascii="Calibri" w:hAnsi="Calibri"/>
+          <w:b w:val="0"/>
+          <w:color w:val="2B2B2B"/>
+          <w:sz w:val="22"/>
+        </w:rPr>
+        <w:t xml:space="preserve"> ✓ ~ ✗ · ___________________________________________________________________</w:t>
+      </w:r>
+    </w:p>
+    <w:p>
+      <w:r>
+        <w:rPr>
+          <w:rFonts w:ascii="Calibri" w:hAnsi="Calibri"/>
+          <w:b/>
+          <w:color w:val="2B2B2B"/>
+          <w:sz w:val="22"/>
+        </w:rPr>
+        <w:t>Resultados (3 min)</w:t>
+      </w:r>
+      <w:r>
+        <w:rPr>
+          <w:rFonts w:ascii="Calibri" w:hAnsi="Calibri"/>
+          <w:b w:val="0"/>
+          <w:color w:val="2B2B2B"/>
+          <w:sz w:val="22"/>
+        </w:rPr>
+        <w:t xml:space="preserve"> ✓ ~ ✗ · __________________________________________________________________</w:t>
+      </w:r>
+    </w:p>
+    <w:p>
+      <w:r>
+        <w:rPr>
+          <w:rFonts w:ascii="Calibri" w:hAnsi="Calibri"/>
+          <w:b/>
+          <w:color w:val="2B2B2B"/>
+          <w:sz w:val="22"/>
+        </w:rPr>
+        <w:t>Discusión y conclusión (2-3 min)</w:t>
+      </w:r>
+      <w:r>
+        <w:rPr>
+          <w:rFonts w:ascii="Calibri" w:hAnsi="Calibri"/>
+          <w:b w:val="0"/>
+          <w:color w:val="2B2B2B"/>
+          <w:sz w:val="22"/>
+        </w:rPr>
+        <w:t xml:space="preserve"> ✓ ~ ✗ · _______________________________________________________</w:t>
+      </w:r>
+    </w:p>
+    <w:p>
+      <w:r>
+        <w:rPr>
+          <w:rFonts w:ascii="Calibri" w:hAnsi="Calibri"/>
+          <w:b/>
+          <w:color w:val="2B2B2B"/>
+          <w:sz w:val="22"/>
+        </w:rPr>
+        <w:t>Aporte y cierre (1 min)</w:t>
+      </w:r>
+      <w:r>
+        <w:rPr>
+          <w:rFonts w:ascii="Calibri" w:hAnsi="Calibri"/>
+          <w:b w:val="0"/>
+          <w:color w:val="2B2B2B"/>
+          <w:sz w:val="22"/>
+        </w:rPr>
+        <w:t xml:space="preserve"> ✓ ~ ✗ · _______________________________________________________________</w:t>
+      </w:r>
+    </w:p>
+    <w:p>
+      <w:r>
+        <w:rPr>
+          <w:rFonts w:ascii="Calibri" w:hAnsi="Calibri"/>
+          <w:b/>
+          <w:color w:val="2B2B2B"/>
+          <w:sz w:val="22"/>
+        </w:rPr>
+        <w:t>REQUISITOS PARA 4,6+ — marcarlos aquí, cuando ocurran</w:t>
+      </w:r>
+      <w:r>
+        <w:rPr>
+          <w:rFonts w:ascii="Calibri" w:hAnsi="Calibri"/>
+          <w:b w:val="0"/>
+          <w:color w:val="2B2B2B"/>
+          <w:sz w:val="22"/>
+        </w:rPr>
+        <w:t xml:space="preserve"> (§7 de la ficha; se cumplen durante la exposición, no al final)</w:t>
+      </w:r>
+    </w:p>
+    <w:p>
+      <w:pPr>
+        <w:pStyle w:val="ListBullet"/>
+      </w:pPr>
+      <w:r>
+        <w:rPr>
+          <w:rFonts w:ascii="Calibri" w:hAnsi="Calibri"/>
+          <w:b w:val="0"/>
+          <w:color w:val="2B2B2B"/>
+          <w:sz w:val="22"/>
+        </w:rPr>
+        <w:t>[ ] Que enuncien lo sintético sin que se les pregunte y expliquen cómo se generó</w:t>
+      </w:r>
+    </w:p>
+    <w:p>
+      <w:pPr>
+        <w:pStyle w:val="ListBullet"/>
+      </w:pPr>
+      <w:r>
+        <w:rPr>
+          <w:rFonts w:ascii="Calibri" w:hAnsi="Calibri"/>
+          <w:b w:val="0"/>
+          <w:color w:val="2B2B2B"/>
+          <w:sz w:val="22"/>
+        </w:rPr>
+        <w:t>[ ] Que reconozcan que sus metas de AUC y recall no se alcanzaron y sostengan la lectura correcta de un AUC de 0,616 (priorización, no predicción determinística)</w:t>
+      </w:r>
+    </w:p>
+    <w:p>
+      <w:pPr>
+        <w:pStyle w:val="ListBullet"/>
+      </w:pPr>
+      <w:r>
+        <w:rPr>
+          <w:rFonts w:ascii="Calibri" w:hAnsi="Calibri"/>
+          <w:b w:val="0"/>
+          <w:color w:val="2B2B2B"/>
+          <w:sz w:val="22"/>
+        </w:rPr>
+        <w:t>[ ] Que muestren el tablero o den evidencia equivalente</w:t>
+      </w:r>
+    </w:p>
+    <w:p>
+      <w:pPr>
+        <w:pStyle w:val="ListBullet"/>
+      </w:pPr>
+      <w:r>
+        <w:rPr>
+          <w:rFonts w:ascii="Calibri" w:hAnsi="Calibri"/>
+          <w:b w:val="0"/>
+          <w:color w:val="2B2B2B"/>
+          <w:sz w:val="22"/>
+        </w:rPr>
+        <w:t>[ ] Que ambos demuestren dominio y respondan bien una de reserva</w:t>
+      </w:r>
+    </w:p>
+    <w:p>
       <w:pPr>
         <w:spacing w:before="200" w:after="60"/>
       </w:pPr>
@@ -710,6 +588,22 @@
     </w:p>
     <w:p>
       <w:pPr>
+        <w:ind w:left="432"/>
+        <w:shd w:val="clear" w:fill="E8F5EC"/>
+      </w:pPr>
+      <w:r>
+        <w:rPr>
+          <w:rFonts w:ascii="Calibri" w:hAnsi="Calibri"/>
+          <w:b w:val="0"/>
+          <w:i/>
+          <w:color w:val="2B2B2B"/>
+          <w:sz w:val="21"/>
+        </w:rPr>
+        <w:t>Lo que va entre « » se lee tal cual. La página en negrita es la que sostiene la pregunta: si la respuesta la contradice, se anota abajo con esa página.</w:t>
+      </w:r>
+    </w:p>
+    <w:p>
+      <w:pPr>
         <w:pStyle w:val="ListBullet"/>
       </w:pPr>
       <w:r>
@@ -719,7 +613,30 @@
           <w:color w:val="2B2B2B"/>
           <w:sz w:val="22"/>
         </w:rPr>
-        <w:t>[ ] Si en toda la exposición no dijeron «sintético» ni «simulado» → P1, directa y primera</w:t>
+        <w:t xml:space="preserve">[ ] Si en toda la exposición no dijeron «sintético» ni «simulado» → P1, directa y primera  </w:t>
+      </w:r>
+      <w:r>
+        <w:rPr>
+          <w:rFonts w:ascii="Calibri" w:hAnsi="Calibri"/>
+          <w:b/>
+          <w:color w:val="2B2B2B"/>
+          <w:sz w:val="22"/>
+        </w:rPr>
+        <w:t>(pp. 14, 112)</w:t>
+      </w:r>
+    </w:p>
+    <w:p>
+      <w:pPr>
+        <w:pStyle w:val="ListBullet2"/>
+      </w:pPr>
+      <w:r>
+        <w:rPr>
+          <w:rFonts w:ascii="Calibri" w:hAnsi="Calibri"/>
+          <w:b w:val="0"/>
+          <w:color w:val="2B2B2B"/>
+          <w:sz w:val="22"/>
+        </w:rPr>
+        <w:t>Preguntar así: «¿los 83.900 eventos que acaban de mostrar son registros reales de CENS?»</w:t>
       </w:r>
     </w:p>
     <w:p>
@@ -747,7 +664,30 @@
           <w:color w:val="2B2B2B"/>
           <w:sz w:val="22"/>
         </w:rPr>
-        <w:t>[ ] Si mostraron el tablero funcionando → pedir la lectura del activo ACT-012907</w:t>
+        <w:t xml:space="preserve">[ ] Si mostraron el tablero funcionando → pedir la lectura del activo ACT-012907  </w:t>
+      </w:r>
+      <w:r>
+        <w:rPr>
+          <w:rFonts w:ascii="Calibri" w:hAnsi="Calibri"/>
+          <w:b/>
+          <w:color w:val="2B2B2B"/>
+          <w:sz w:val="22"/>
+        </w:rPr>
+        <w:t>(p. 73 · sustituye P3)</w:t>
+      </w:r>
+    </w:p>
+    <w:p>
+      <w:pPr>
+        <w:pStyle w:val="ListBullet2"/>
+      </w:pPr>
+      <w:r>
+        <w:rPr>
+          <w:rFonts w:ascii="Calibri" w:hAnsi="Calibri"/>
+          <w:b w:val="0"/>
+          <w:color w:val="2B2B2B"/>
+          <w:sz w:val="22"/>
+        </w:rPr>
+        <w:t>Preguntar así: «¿de dónde lee las variables del activo: del CSV del panel o de una consulta a la capa de integración? ¿Y qué pasa si al activo le faltan variables predictoras, como prevé el paso 2 de la Tabla 10 (p. 73)?»</w:t>
       </w:r>
     </w:p>
     <w:p>
@@ -761,7 +701,16 @@
           <w:color w:val="2B2B2B"/>
           <w:sz w:val="22"/>
         </w:rPr>
-        <w:t>[ ] Si no mostraron el tablero pero afirmaron que existe → P3</w:t>
+        <w:t xml:space="preserve">[ ] Si no mostraron el tablero pero afirmaron que existe → P3  </w:t>
+      </w:r>
+      <w:r>
+        <w:rPr>
+          <w:rFonts w:ascii="Calibri" w:hAnsi="Calibri"/>
+          <w:b/>
+          <w:color w:val="2B2B2B"/>
+          <w:sz w:val="22"/>
+        </w:rPr>
+        <w:t>(p. 72)</w:t>
       </w:r>
     </w:p>
     <w:p>
@@ -775,7 +724,16 @@
           <w:color w:val="2B2B2B"/>
           <w:sz w:val="22"/>
         </w:rPr>
-        <w:t>[ ] Si se pasaron de tiempo y saltaron el modelamiento → pedir en una frase el mejor modelo y su AUC</w:t>
+        <w:t xml:space="preserve">[ ] Si se pasaron de tiempo y saltaron el modelamiento → pedir en una frase el mejor modelo y su AUC  </w:t>
+      </w:r>
+      <w:r>
+        <w:rPr>
+          <w:rFonts w:ascii="Calibri" w:hAnsi="Calibri"/>
+          <w:b/>
+          <w:color w:val="2B2B2B"/>
+          <w:sz w:val="22"/>
+        </w:rPr>
+        <w:t>(p. 111)</w:t>
       </w:r>
     </w:p>
     <w:p>
@@ -789,7 +747,16 @@
           <w:color w:val="2B2B2B"/>
           <w:sz w:val="22"/>
         </w:rPr>
-        <w:t>[ ] Si afirmaron que el clima mejora la predicción → pedir la evidencia en su propia tabla</w:t>
+        <w:t xml:space="preserve">[ ] Si afirmaron que el clima mejora la predicción → pedir la evidencia en su propia tabla  </w:t>
+      </w:r>
+      <w:r>
+        <w:rPr>
+          <w:rFonts w:ascii="Calibri" w:hAnsi="Calibri"/>
+          <w:b/>
+          <w:color w:val="2B2B2B"/>
+          <w:sz w:val="22"/>
+        </w:rPr>
+        <w:t>(p. 88)</w:t>
       </w:r>
     </w:p>
     <w:p>
@@ -803,7 +770,16 @@
           <w:color w:val="2B2B2B"/>
           <w:sz w:val="22"/>
         </w:rPr>
-        <w:t>[ ] Si dijeron «validado con CENS» o «con usuarios técnicos» → pedir nombre del área y fecha</w:t>
+        <w:t xml:space="preserve">[ ] Si dijeron «validado con CENS» o «con usuarios técnicos» → pedir nombre del área y fecha  </w:t>
+      </w:r>
+      <w:r>
+        <w:rPr>
+          <w:rFonts w:ascii="Calibri" w:hAnsi="Calibri"/>
+          <w:b/>
+          <w:color w:val="2B2B2B"/>
+          <w:sz w:val="22"/>
+        </w:rPr>
+        <w:t>(pp. 74-75)</w:t>
       </w:r>
     </w:p>
     <w:p>
@@ -817,7 +793,130 @@
           <w:color w:val="2B2B2B"/>
           <w:sz w:val="22"/>
         </w:rPr>
-        <w:t>[ ] Si habló solo uno de los dos → repartir: uno los datos, otro el modelamiento</w:t>
+        <w:t xml:space="preserve">[ ] Si habló solo uno de los dos → repartir: uno los datos, otro el modelamiento  </w:t>
+      </w:r>
+      <w:r>
+        <w:rPr>
+          <w:rFonts w:ascii="Calibri" w:hAnsi="Calibri"/>
+          <w:b/>
+          <w:color w:val="2B2B2B"/>
+          <w:sz w:val="22"/>
+        </w:rPr>
+        <w:t>(p. 48)</w:t>
+      </w:r>
+    </w:p>
+    <w:p>
+      <w:pPr>
+        <w:pStyle w:val="ListBullet"/>
+      </w:pPr>
+      <w:r>
+        <w:rPr>
+          <w:rFonts w:ascii="Calibri" w:hAnsi="Calibri"/>
+          <w:b w:val="0"/>
+          <w:color w:val="2B2B2B"/>
+          <w:sz w:val="22"/>
+        </w:rPr>
+        <w:t>[ ] Si presentan el proyecto como implementable ya en CENS → recordar sus propias palabras de la p. 112 y preguntar qué tres condiciones tendrían que cumplirse antes (la p. 74 ya las enumera: acceso y calidad de las fuentes reales, reentrenamiento sobre datos reales, implementación del tablero)</w:t>
+      </w:r>
+    </w:p>
+    <w:p>
+      <w:pPr>
+        <w:pStyle w:val="ListBullet"/>
+      </w:pPr>
+      <w:r>
+        <w:rPr>
+          <w:rFonts w:ascii="Calibri" w:hAnsi="Calibri"/>
+          <w:b w:val="0"/>
+          <w:color w:val="2B2B2B"/>
+          <w:sz w:val="22"/>
+        </w:rPr>
+        <w:t>[ ] Si contestan todo bien y sobra medio minuto → cerrar con la pregunta del desbalance (18 % contra 1,13 %): es la que mejor discrimina dominio técnico real</w:t>
+      </w:r>
+    </w:p>
+    <w:p>
+      <w:r>
+        <w:rPr>
+          <w:rFonts w:ascii="Calibri" w:hAnsi="Calibri"/>
+          <w:b/>
+          <w:color w:val="2B2B2B"/>
+          <w:sz w:val="22"/>
+        </w:rPr>
+        <w:t>RESPUESTAS A LOS CONDICIONALES Y A LA RESERVA</w:t>
+      </w:r>
+      <w:r>
+        <w:rPr>
+          <w:rFonts w:ascii="Calibri" w:hAnsi="Calibri"/>
+          <w:b w:val="0"/>
+          <w:color w:val="2B2B2B"/>
+          <w:sz w:val="22"/>
+        </w:rPr>
+        <w:t xml:space="preserve"> — número del condicional (o «R» si es de reserva) y lo que contestó, con cifras y nombres tal como los diga.</w:t>
+      </w:r>
+    </w:p>
+    <w:p>
+      <w:r>
+        <w:rPr>
+          <w:rFonts w:ascii="Calibri" w:hAnsi="Calibri"/>
+          <w:b w:val="0"/>
+          <w:color w:val="2B2B2B"/>
+          <w:sz w:val="22"/>
+        </w:rPr>
+        <w:t>____  ___________________________________________________________________________________</w:t>
+      </w:r>
+    </w:p>
+    <w:p>
+      <w:r>
+        <w:rPr>
+          <w:rFonts w:ascii="Calibri" w:hAnsi="Calibri"/>
+          <w:b w:val="0"/>
+          <w:color w:val="2B2B2B"/>
+          <w:sz w:val="22"/>
+        </w:rPr>
+        <w:t>____  ___________________________________________________________________________________</w:t>
+      </w:r>
+    </w:p>
+    <w:p>
+      <w:r>
+        <w:rPr>
+          <w:rFonts w:ascii="Calibri" w:hAnsi="Calibri"/>
+          <w:b w:val="0"/>
+          <w:color w:val="2B2B2B"/>
+          <w:sz w:val="22"/>
+        </w:rPr>
+        <w:t>____  ___________________________________________________________________________________</w:t>
+      </w:r>
+    </w:p>
+    <w:p>
+      <w:r>
+        <w:rPr>
+          <w:rFonts w:ascii="Calibri" w:hAnsi="Calibri"/>
+          <w:b w:val="0"/>
+          <w:color w:val="2B2B2B"/>
+          <w:sz w:val="22"/>
+        </w:rPr>
+        <w:t>____  ___________________________________________________________________________________</w:t>
+      </w:r>
+    </w:p>
+    <w:p>
+      <w:r>
+        <w:rPr>
+          <w:rFonts w:ascii="Calibri" w:hAnsi="Calibri"/>
+          <w:b w:val="0"/>
+          <w:color w:val="2B2B2B"/>
+          <w:sz w:val="22"/>
+        </w:rPr>
+        <w:t>____  ___________________________________________________________________________________</w:t>
+      </w:r>
+    </w:p>
+    <w:p>
+      <w:r>
+        <w:rPr>
+          <w:rFonts w:ascii="Calibri" w:hAnsi="Calibri"/>
+          <w:b w:val="0"/>
+          <w:color w:val="2B2B2B"/>
+          <w:sz w:val="22"/>
+        </w:rPr>
+        <w:t>____  ___________________________________________________________________________________</w:t>
       </w:r>
     </w:p>
     <w:p>
@@ -878,7 +977,7 @@
           <w:color w:val="111111"/>
           <w:sz w:val="21"/>
         </w:rPr>
-        <w:t>Frase textual: ______________________________________________________________________</w:t>
+        <w:t>Frase textual:</w:t>
       </w:r>
     </w:p>
     <w:p>
@@ -935,7 +1034,7 @@
           <w:color w:val="111111"/>
           <w:sz w:val="21"/>
         </w:rPr>
-        <w:t>Frase textual: ______________________________________________________________________</w:t>
+        <w:t>Frase textual:</w:t>
       </w:r>
     </w:p>
     <w:p>
@@ -992,7 +1091,7 @@
           <w:color w:val="111111"/>
           <w:sz w:val="21"/>
         </w:rPr>
-        <w:t>Frase textual: ______________________________________________________________________</w:t>
+        <w:t>Frase textual:</w:t>
       </w:r>
     </w:p>
     <w:p>
@@ -1050,29 +1149,6 @@
           <w:color w:val="2B2B2B"/>
           <w:sz w:val="22"/>
         </w:rPr>
-        <w:t>Para 4,6+ hacen falta las cuatro:</w:t>
-      </w:r>
-      <w:r>
-        <w:rPr>
-          <w:rFonts w:ascii="Calibri" w:hAnsi="Calibri"/>
-          <w:b w:val="0"/>
-          <w:color w:val="2B2B2B"/>
-          <w:sz w:val="22"/>
-        </w:rPr>
-        <w:t xml:space="preserve"> (1) que enuncien lo sintético sin que se les pregunte y expliquen cómo se generó; (2) que reconozcan que sus metas de AUC y recall no se alcanzaron y sostengan la lectura correcta de un AUC de 0,616 (priorización, no predicción determinística); (3) que muestren el tablero o den evidencia equivalente; (4) que ambos demuestren dominio y respondan bien una de reserva.</w:t>
-      </w:r>
-    </w:p>
-    <w:p>
-      <w:pPr>
-        <w:pStyle w:val="ListBullet"/>
-      </w:pPr>
-      <w:r>
-        <w:rPr>
-          <w:rFonts w:ascii="Calibri" w:hAnsi="Calibri"/>
-          <w:b/>
-          <w:color w:val="2B2B2B"/>
-          <w:sz w:val="22"/>
-        </w:rPr>
         <w:t>Meritoria:</w:t>
       </w:r>
       <w:r>
@@ -1105,320 +1181,147 @@
         <w:t xml:space="preserve"> 4,0 – 4,4 es el escenario más probable a la luz de los dos documentos.</w:t>
       </w:r>
     </w:p>
-    <w:tbl>
-      <w:tblPr>
-        <w:tblStyle w:val="TableGrid"/>
-        <w:tblW w:type="auto" w:w="0"/>
-        <w:tblLook w:firstColumn="1" w:firstRow="1" w:lastColumn="0" w:lastRow="0" w:noHBand="0" w:noVBand="1" w:val="04A0"/>
-      </w:tblPr>
-      <w:tblGrid>
-        <w:gridCol w:w="3264"/>
-        <w:gridCol w:w="3264"/>
-        <w:gridCol w:w="3264"/>
-      </w:tblGrid>
-      <w:tr>
-        <w:tc>
-          <w:tcPr>
-            <w:tcW w:type="dxa" w:w="3264"/>
-            <w:shd w:val="clear" w:fill="0C2340"/>
-            <w:shd w:val="clear" w:fill="0C2340"/>
-          </w:tcPr>
-          <w:p>
-            <w:r>
-              <w:rPr>
-                <w:rFonts w:ascii="Calibri" w:hAnsi="Calibri"/>
-                <w:b/>
-                <w:color w:val="FFFFFF"/>
-              </w:rPr>
-            </w:r>
-            <w:r>
-              <w:rPr>
-                <w:rFonts w:ascii="Calibri" w:hAnsi="Calibri"/>
-                <w:b/>
-                <w:color w:val="FFFFFF"/>
-                <w:sz w:val="21"/>
-              </w:rPr>
-              <w:t>Criterio</w:t>
-            </w:r>
-          </w:p>
-        </w:tc>
-        <w:tc>
-          <w:tcPr>
-            <w:tcW w:type="dxa" w:w="3264"/>
-            <w:shd w:val="clear" w:fill="0C2340"/>
-            <w:shd w:val="clear" w:fill="0C2340"/>
-          </w:tcPr>
-          <w:p>
-            <w:r>
-              <w:rPr>
-                <w:rFonts w:ascii="Calibri" w:hAnsi="Calibri"/>
-                <w:b/>
-                <w:color w:val="FFFFFF"/>
-              </w:rPr>
-            </w:r>
-            <w:r>
-              <w:rPr>
-                <w:rFonts w:ascii="Calibri" w:hAnsi="Calibri"/>
-                <w:b/>
-                <w:color w:val="FFFFFF"/>
-                <w:sz w:val="21"/>
-              </w:rPr>
-              <w:t>Rodear</w:t>
-            </w:r>
-          </w:p>
-        </w:tc>
-        <w:tc>
-          <w:tcPr>
-            <w:tcW w:type="dxa" w:w="3264"/>
-            <w:shd w:val="clear" w:fill="0C2340"/>
-            <w:shd w:val="clear" w:fill="0C2340"/>
-          </w:tcPr>
-          <w:p>
-            <w:r>
-              <w:rPr>
-                <w:rFonts w:ascii="Calibri" w:hAnsi="Calibri"/>
-                <w:b/>
-                <w:color w:val="FFFFFF"/>
-              </w:rPr>
-            </w:r>
-            <w:r>
-              <w:rPr>
-                <w:rFonts w:ascii="Calibri" w:hAnsi="Calibri"/>
-                <w:b/>
-                <w:color w:val="FFFFFF"/>
-                <w:sz w:val="21"/>
-              </w:rPr>
-              <w:t>Nota</w:t>
-            </w:r>
-          </w:p>
-        </w:tc>
-      </w:tr>
-      <w:tr>
-        <w:tc>
-          <w:tcPr>
-            <w:tcW w:type="dxa" w:w="3264"/>
-          </w:tcPr>
-          <w:p>
-            <w:r/>
-            <w:r>
-              <w:rPr>
-                <w:rFonts w:ascii="Calibri" w:hAnsi="Calibri"/>
-                <w:b w:val="0"/>
-                <w:color w:val="2B2B2B"/>
-                <w:sz w:val="20"/>
-              </w:rPr>
-              <w:t>Dominio del tema</w:t>
-            </w:r>
-          </w:p>
-        </w:tc>
-        <w:tc>
-          <w:tcPr>
-            <w:tcW w:type="dxa" w:w="3264"/>
-          </w:tcPr>
-          <w:p>
-            <w:r/>
-            <w:r>
-              <w:rPr>
-                <w:rFonts w:ascii="Calibri" w:hAnsi="Calibri"/>
-                <w:b w:val="0"/>
-                <w:color w:val="2B2B2B"/>
-                <w:sz w:val="20"/>
-              </w:rPr>
-              <w:t>0,1–2,9 · 3,0–3,5 · 3,6–4,5 · 4,6–5,0</w:t>
-            </w:r>
-          </w:p>
-        </w:tc>
-        <w:tc>
-          <w:tcPr>
-            <w:tcW w:type="dxa" w:w="3264"/>
-          </w:tcPr>
-          <w:p>
-            <w:r/>
-            <w:r>
-              <w:rPr>
-                <w:rFonts w:ascii="Calibri" w:hAnsi="Calibri"/>
-                <w:b w:val="0"/>
-                <w:color w:val="2B2B2B"/>
-                <w:sz w:val="20"/>
-              </w:rPr>
-              <w:t>____</w:t>
-            </w:r>
-          </w:p>
-        </w:tc>
-      </w:tr>
-      <w:tr>
-        <w:tc>
-          <w:tcPr>
-            <w:tcW w:type="dxa" w:w="3264"/>
-            <w:shd w:val="clear" w:fill="F5F7F5"/>
-            <w:shd w:val="clear" w:fill="F5F7F5"/>
-          </w:tcPr>
-          <w:p>
-            <w:r/>
-            <w:r>
-              <w:rPr>
-                <w:rFonts w:ascii="Calibri" w:hAnsi="Calibri"/>
-                <w:b w:val="0"/>
-                <w:color w:val="2B2B2B"/>
-                <w:sz w:val="20"/>
-              </w:rPr>
-              <w:t>Claridad</w:t>
-            </w:r>
-          </w:p>
-        </w:tc>
-        <w:tc>
-          <w:tcPr>
-            <w:tcW w:type="dxa" w:w="3264"/>
-            <w:shd w:val="clear" w:fill="F5F7F5"/>
-            <w:shd w:val="clear" w:fill="F5F7F5"/>
-          </w:tcPr>
-          <w:p>
-            <w:r/>
-            <w:r>
-              <w:rPr>
-                <w:rFonts w:ascii="Calibri" w:hAnsi="Calibri"/>
-                <w:b w:val="0"/>
-                <w:color w:val="2B2B2B"/>
-                <w:sz w:val="20"/>
-              </w:rPr>
-              <w:t>0,1–2,9 · 3,0–3,5 · 3,6–4,5 · 4,6–5,0</w:t>
-            </w:r>
-          </w:p>
-        </w:tc>
-        <w:tc>
-          <w:tcPr>
-            <w:tcW w:type="dxa" w:w="3264"/>
-            <w:shd w:val="clear" w:fill="F5F7F5"/>
-            <w:shd w:val="clear" w:fill="F5F7F5"/>
-          </w:tcPr>
-          <w:p>
-            <w:r/>
-            <w:r>
-              <w:rPr>
-                <w:rFonts w:ascii="Calibri" w:hAnsi="Calibri"/>
-                <w:b w:val="0"/>
-                <w:color w:val="2B2B2B"/>
-                <w:sz w:val="20"/>
-              </w:rPr>
-              <w:t>____</w:t>
-            </w:r>
-          </w:p>
-        </w:tc>
-      </w:tr>
-      <w:tr>
-        <w:tc>
-          <w:tcPr>
-            <w:tcW w:type="dxa" w:w="3264"/>
-          </w:tcPr>
-          <w:p>
-            <w:r/>
-            <w:r>
-              <w:rPr>
-                <w:rFonts w:ascii="Calibri" w:hAnsi="Calibri"/>
-                <w:b w:val="0"/>
-                <w:color w:val="2B2B2B"/>
-                <w:sz w:val="20"/>
-              </w:rPr>
-              <w:t>Coherencia del documento</w:t>
-            </w:r>
-          </w:p>
-        </w:tc>
-        <w:tc>
-          <w:tcPr>
-            <w:tcW w:type="dxa" w:w="3264"/>
-          </w:tcPr>
-          <w:p>
-            <w:r/>
-            <w:r>
-              <w:rPr>
-                <w:rFonts w:ascii="Calibri" w:hAnsi="Calibri"/>
-                <w:b w:val="0"/>
-                <w:color w:val="2B2B2B"/>
-                <w:sz w:val="20"/>
-              </w:rPr>
-              <w:t>0,1–2,9 · 3,0–3,5 · 3,6–4,5 · 4,6–5,0</w:t>
-            </w:r>
-          </w:p>
-        </w:tc>
-        <w:tc>
-          <w:tcPr>
-            <w:tcW w:type="dxa" w:w="3264"/>
-          </w:tcPr>
-          <w:p>
-            <w:r/>
-            <w:r>
-              <w:rPr>
-                <w:rFonts w:ascii="Calibri" w:hAnsi="Calibri"/>
-                <w:b w:val="0"/>
-                <w:color w:val="2B2B2B"/>
-                <w:sz w:val="20"/>
-              </w:rPr>
-              <w:t>____</w:t>
-            </w:r>
-          </w:p>
-        </w:tc>
-      </w:tr>
-      <w:tr>
-        <w:tc>
-          <w:tcPr>
-            <w:tcW w:type="dxa" w:w="3264"/>
-            <w:shd w:val="clear" w:fill="F5F7F5"/>
-            <w:shd w:val="clear" w:fill="F5F7F5"/>
-          </w:tcPr>
-          <w:p>
-            <w:r/>
-            <w:r>
-              <w:rPr>
-                <w:rFonts w:ascii="Calibri" w:hAnsi="Calibri"/>
-                <w:b w:val="0"/>
-                <w:color w:val="2B2B2B"/>
-                <w:sz w:val="20"/>
-              </w:rPr>
-              <w:t>Capacidad de defensa</w:t>
-            </w:r>
-          </w:p>
-        </w:tc>
-        <w:tc>
-          <w:tcPr>
-            <w:tcW w:type="dxa" w:w="3264"/>
-            <w:shd w:val="clear" w:fill="F5F7F5"/>
-            <w:shd w:val="clear" w:fill="F5F7F5"/>
-          </w:tcPr>
-          <w:p>
-            <w:r/>
-            <w:r>
-              <w:rPr>
-                <w:rFonts w:ascii="Calibri" w:hAnsi="Calibri"/>
-                <w:b w:val="0"/>
-                <w:color w:val="2B2B2B"/>
-                <w:sz w:val="20"/>
-              </w:rPr>
-              <w:t>0,1–2,9 · 3,0–3,5 · 3,6–4,5 · 4,6–5,0</w:t>
-            </w:r>
-          </w:p>
-        </w:tc>
-        <w:tc>
-          <w:tcPr>
-            <w:tcW w:type="dxa" w:w="3264"/>
-            <w:shd w:val="clear" w:fill="F5F7F5"/>
-            <w:shd w:val="clear" w:fill="F5F7F5"/>
-          </w:tcPr>
-          <w:p>
-            <w:r/>
-            <w:r>
-              <w:rPr>
-                <w:rFonts w:ascii="Calibri" w:hAnsi="Calibri"/>
-                <w:b w:val="0"/>
-                <w:color w:val="2B2B2B"/>
-                <w:sz w:val="20"/>
-              </w:rPr>
-              <w:t>____</w:t>
-            </w:r>
-          </w:p>
-        </w:tc>
-      </w:tr>
-    </w:tbl>
-    <w:p/>
+    <w:p>
+      <w:r>
+        <w:rPr>
+          <w:rFonts w:ascii="Calibri" w:hAnsi="Calibri"/>
+          <w:b/>
+          <w:color w:val="2B2B2B"/>
+          <w:sz w:val="22"/>
+        </w:rPr>
+        <w:t>Dominio del tema</w:t>
+      </w:r>
+      <w:r>
+        <w:rPr>
+          <w:rFonts w:ascii="Calibri" w:hAnsi="Calibri"/>
+          <w:b w:val="0"/>
+          <w:color w:val="2B2B2B"/>
+          <w:sz w:val="22"/>
+        </w:rPr>
+        <w:t xml:space="preserve"> — rodear:   0,1–2,9   ·   3,0–3,5   ·   3,6–4,5   ·   4,6–5,0   →   nota  ______</w:t>
+      </w:r>
+    </w:p>
+    <w:p>
+      <w:r>
+        <w:rPr>
+          <w:rFonts w:ascii="Calibri" w:hAnsi="Calibri"/>
+          <w:b/>
+          <w:color w:val="2B2B2B"/>
+          <w:sz w:val="22"/>
+        </w:rPr>
+        <w:t>Claridad</w:t>
+      </w:r>
+      <w:r>
+        <w:rPr>
+          <w:rFonts w:ascii="Calibri" w:hAnsi="Calibri"/>
+          <w:b w:val="0"/>
+          <w:color w:val="2B2B2B"/>
+          <w:sz w:val="22"/>
+        </w:rPr>
+        <w:t xml:space="preserve"> — rodear:   0,1–2,9   ·   3,0–3,5   ·   3,6–4,5   ·   4,6–5,0   →   nota  ______</w:t>
+      </w:r>
+    </w:p>
+    <w:p>
+      <w:r>
+        <w:rPr>
+          <w:rFonts w:ascii="Calibri" w:hAnsi="Calibri"/>
+          <w:b/>
+          <w:color w:val="2B2B2B"/>
+          <w:sz w:val="22"/>
+        </w:rPr>
+        <w:t>Coherencia del documento</w:t>
+      </w:r>
+      <w:r>
+        <w:rPr>
+          <w:rFonts w:ascii="Calibri" w:hAnsi="Calibri"/>
+          <w:b w:val="0"/>
+          <w:color w:val="2B2B2B"/>
+          <w:sz w:val="22"/>
+        </w:rPr>
+        <w:t xml:space="preserve"> — rodear:   0,1–2,9   ·   3,0–3,5   ·   3,6–4,5   ·   4,6–5,0   →   nota  ______</w:t>
+      </w:r>
+    </w:p>
+    <w:p>
+      <w:r>
+        <w:rPr>
+          <w:rFonts w:ascii="Calibri" w:hAnsi="Calibri"/>
+          <w:b/>
+          <w:color w:val="2B2B2B"/>
+          <w:sz w:val="22"/>
+        </w:rPr>
+        <w:t>Capacidad de defensa</w:t>
+      </w:r>
+      <w:r>
+        <w:rPr>
+          <w:rFonts w:ascii="Calibri" w:hAnsi="Calibri"/>
+          <w:b w:val="0"/>
+          <w:color w:val="2B2B2B"/>
+          <w:sz w:val="22"/>
+        </w:rPr>
+        <w:t xml:space="preserve"> — rodear:   0,1–2,9   ·   3,0–3,5   ·   3,6–4,5   ·   4,6–5,0   →   nota  ______</w:t>
+      </w:r>
+    </w:p>
+    <w:p>
+      <w:pPr>
+        <w:spacing w:before="200" w:after="60"/>
+      </w:pPr>
+      <w:r>
+        <w:rPr>
+          <w:rFonts w:ascii="Calibri" w:hAnsi="Calibri"/>
+          <w:b/>
+          <w:color w:val="007433"/>
+          <w:sz w:val="32"/>
+        </w:rPr>
+        <w:t>NOTA QUE REPORTO A LA MODERADORA:  __________</w:t>
+      </w:r>
+    </w:p>
+    <w:p>
+      <w:r>
+        <w:rPr>
+          <w:rFonts w:ascii="Calibri" w:hAnsi="Calibri"/>
+          <w:b w:val="0"/>
+          <w:color w:val="2B2B2B"/>
+          <w:sz w:val="22"/>
+        </w:rPr>
+        <w:t xml:space="preserve">Es </w:t>
+      </w:r>
+      <w:r>
+        <w:rPr>
+          <w:rFonts w:ascii="Calibri" w:hAnsi="Calibri"/>
+          <w:b/>
+          <w:color w:val="2B2B2B"/>
+          <w:sz w:val="22"/>
+        </w:rPr>
+        <w:t>una sola</w:t>
+      </w:r>
+      <w:r>
+        <w:rPr>
+          <w:rFonts w:ascii="Calibri" w:hAnsi="Calibri"/>
+          <w:b w:val="0"/>
+          <w:color w:val="2B2B2B"/>
+          <w:sz w:val="22"/>
+        </w:rPr>
+        <w:t xml:space="preserve"> nota, y es la única que queda en el acta. Regla: promedio simple de los cuatro criterios de arriba — el instructivo </w:t>
+      </w:r>
+      <w:r>
+        <w:rPr>
+          <w:rFonts w:ascii="Calibri" w:hAnsi="Calibri"/>
+          <w:b/>
+          <w:color w:val="2B2B2B"/>
+          <w:sz w:val="22"/>
+        </w:rPr>
+        <w:t>no publica ponderación entre ellos</w:t>
+      </w:r>
+      <w:r>
+        <w:rPr>
+          <w:rFonts w:ascii="Calibri" w:hAnsi="Calibri"/>
+          <w:b w:val="0"/>
+          <w:color w:val="2B2B2B"/>
+          <w:sz w:val="22"/>
+        </w:rPr>
+        <w:t xml:space="preserve"> (la de la p. 22, con pesos, califica otros seis criterios del informe escrito). Si la moderadora pide criterio por criterio, se leen los cuatro de arriba.</w:t>
+      </w:r>
+    </w:p>
     <w:p>
       <w:r>
         <w:rPr>
@@ -1441,7 +1344,7 @@
           <w:color w:val="2B2B2B"/>
           <w:sz w:val="22"/>
         </w:rPr>
-        <w:t>______________________________________________________________________________</w:t>
+        <w:t>______________________________________________________________________________________</w:t>
       </w:r>
     </w:p>
     <w:p>
@@ -1455,7 +1358,7 @@
           <w:color w:val="2B2B2B"/>
           <w:sz w:val="22"/>
         </w:rPr>
-        <w:t>______________________________________________________________________________</w:t>
+        <w:t>______________________________________________________________________________________</w:t>
       </w:r>
     </w:p>
     <w:p>
@@ -1469,7 +1372,7 @@
           <w:color w:val="2B2B2B"/>
           <w:sz w:val="22"/>
         </w:rPr>
-        <w:t>______________________________________________________________________________</w:t>
+        <w:t>______________________________________________________________________________________</w:t>
       </w:r>
     </w:p>
     <w:p>
@@ -1507,7 +1410,7 @@
           <w:color w:val="2B2B2B"/>
           <w:sz w:val="22"/>
         </w:rPr>
-        <w:t>Un 4,4 en un solo criterio bloquea la meritoria del grupo:</w:t>
+        <w:t>Meritoria</w:t>
       </w:r>
       <w:r>
         <w:rPr>
@@ -1516,7 +1419,43 @@
           <w:color w:val="2B2B2B"/>
           <w:sz w:val="22"/>
         </w:rPr>
-        <w:t xml:space="preserve"> si bajo de 4,5, tengo que poder decir la página.</w:t>
+        <w:t xml:space="preserve"> (instructivo p. 11): promedio de jurados ≥ 4,6 y &lt; 5,0, </w:t>
+      </w:r>
+      <w:r>
+        <w:rPr>
+          <w:rFonts w:ascii="Calibri" w:hAnsi="Calibri"/>
+          <w:b/>
+          <w:color w:val="2B2B2B"/>
+          <w:sz w:val="22"/>
+        </w:rPr>
+        <w:t>ninguna nota de jurado</w:t>
+      </w:r>
+      <w:r>
+        <w:rPr>
+          <w:rFonts w:ascii="Calibri" w:hAnsi="Calibri"/>
+          <w:b w:val="0"/>
+          <w:color w:val="2B2B2B"/>
+          <w:sz w:val="22"/>
+        </w:rPr>
+        <w:t xml:space="preserve"> inferior a 4,5, y la pide al menos un jurado. Los cuatro criterios de arriba son </w:t>
+      </w:r>
+      <w:r>
+        <w:rPr>
+          <w:rFonts w:ascii="Calibri" w:hAnsi="Calibri"/>
+          <w:b/>
+          <w:color w:val="2B2B2B"/>
+          <w:sz w:val="22"/>
+        </w:rPr>
+        <w:t>mi retícula interna</w:t>
+      </w:r>
+      <w:r>
+        <w:rPr>
+          <w:rFonts w:ascii="Calibri" w:hAnsi="Calibri"/>
+          <w:b w:val="0"/>
+          <w:color w:val="2B2B2B"/>
+          <w:sz w:val="22"/>
+        </w:rPr>
+        <w:t>, no notas que se reporten: si la que baja de 4,5 es mi nota única, tengo que poder decir la página.</w:t>
       </w:r>
     </w:p>
     <w:p>

--- a/Especializacion/Evaluaciones/2026-2/Fichas de evaluacion/05 - G-005 - Prediccion de fallas SCADA-OMS-GIS en CENS/2 - Hoja de respuestas.docx
+++ b/Especializacion/Evaluaciones/2026-2/Fichas de evaluacion/05 - G-005 - Prediccion de fallas SCADA-OMS-GIS en CENS/2 - Hoja de respuestas.docx
@@ -513,7 +513,7 @@
           <w:color w:val="2B2B2B"/>
           <w:sz w:val="22"/>
         </w:rPr>
-        <w:t xml:space="preserve"> (§7 de la ficha; se cumplen durante la exposición, no al final)</w:t>
+        <w:t xml:space="preserve"> (§8 de la ficha; se cumplen durante la exposición, no al final)</w:t>
       </w:r>
     </w:p>
     <w:p>
@@ -583,7 +583,7 @@
           <w:color w:val="007433"/>
           <w:sz w:val="32"/>
         </w:rPr>
-        <w:t>B · CONDICIONALES (§6 de la ficha) — marcar oyendo; cada marca elige la pregunta</w:t>
+        <w:t>B · CONDICIONALES (§7 de la ficha) — marcar oyendo; cada marca elige la pregunta</w:t>
       </w:r>
     </w:p>
     <w:p>
@@ -613,7 +613,7 @@
           <w:color w:val="2B2B2B"/>
           <w:sz w:val="22"/>
         </w:rPr>
-        <w:t xml:space="preserve">[ ] Si en toda la exposición no dijeron «sintético» ni «simulado» → P1, directa y primera  </w:t>
+        <w:t xml:space="preserve">[ ] Si en toda la exposición no dijeron «sintético» ni «simulado» → esta va primera, antes de las tres  </w:t>
       </w:r>
       <w:r>
         <w:rPr>
@@ -650,7 +650,7 @@
           <w:color w:val="2B2B2B"/>
           <w:sz w:val="22"/>
         </w:rPr>
-        <w:t>[ ] Si sí lo declararon con claridad → soltar la mitad de P1 y pasar a P2</w:t>
+        <w:t>[ ] Si sí lo declararon con claridad → no gastar tiempo aquí y entrar directo a P1</w:t>
       </w:r>
     </w:p>
     <w:p>
@@ -673,7 +673,7 @@
           <w:color w:val="2B2B2B"/>
           <w:sz w:val="22"/>
         </w:rPr>
-        <w:t>(p. 73 · sustituye P3)</w:t>
+        <w:t>(p. 73 · reserva del tablero)</w:t>
       </w:r>
     </w:p>
     <w:p>
@@ -701,7 +701,7 @@
           <w:color w:val="2B2B2B"/>
           <w:sz w:val="22"/>
         </w:rPr>
-        <w:t xml:space="preserve">[ ] Si no mostraron el tablero pero afirmaron que existe → P3  </w:t>
+        <w:t xml:space="preserve">[ ] Si no mostraron el tablero pero afirmaron que existe → reserva del tablero: los seis pasos y la salida de ACT-012907  </w:t>
       </w:r>
       <w:r>
         <w:rPr>
@@ -770,7 +770,7 @@
           <w:color w:val="2B2B2B"/>
           <w:sz w:val="22"/>
         </w:rPr>
-        <w:t xml:space="preserve">[ ] Si dijeron «validado con CENS» o «con usuarios técnicos» → pedir nombre del área y fecha  </w:t>
+        <w:t xml:space="preserve">[ ] Si dijeron «validado con CENS» o «con usuarios técnicos» → es P3: cuántos, cargo, fecha e instrumento  </w:t>
       </w:r>
       <w:r>
         <w:rPr>
@@ -779,7 +779,7 @@
           <w:color w:val="2B2B2B"/>
           <w:sz w:val="22"/>
         </w:rPr>
-        <w:t>(pp. 74-75)</w:t>
+        <w:t>(p. 66 contra pp. 12 y 75)</w:t>
       </w:r>
     </w:p>
     <w:p>
@@ -830,7 +830,7 @@
           <w:color w:val="2B2B2B"/>
           <w:sz w:val="22"/>
         </w:rPr>
-        <w:t>[ ] Si contestan todo bien y sobra medio minuto → cerrar con la pregunta del desbalance (18 % contra 1,13 %): es la que mejor discrimina dominio técnico real</w:t>
+        <w:t>[ ] Si contestan todo bien y sobra medio minuto → cerrar con las 20 variables: 20 en la p. 100, 7 en la Tabla 9, 15 en la Figura 13. ¿En qué página están las 20?</w:t>
       </w:r>
     </w:p>
     <w:p>
@@ -941,7 +941,7 @@
           <w:color w:val="2B2B2B"/>
           <w:sz w:val="22"/>
         </w:rPr>
-        <w:t>Pregunta 1 — La naturaleza del dato y su ausencia en las diapositivas</w:t>
+        <w:t>Pregunta 1 — Qué variable de SCADA entra al modelo</w:t>
       </w:r>
     </w:p>
     <w:p>
@@ -957,7 +957,7 @@
           <w:color w:val="2B2B2B"/>
           <w:sz w:val="21"/>
         </w:rPr>
-        <w:t>«El documento dice con claridad que no hubo acceso a los sistemas productivos de CENS y que todo el análisis se hizo sobre un conjunto sintético —lo dicen en la página 14 y lo repiten en la 112—, pero en las diapositivas 7 y 10 la población aparece como 87.500 eventos históricos y 600.000 usuarios de CENS sin ese matiz: cuéntenme cómo generaron ese conjunto y qué de lo que concluyen sigue en pie sabiendo que los patrones que el modelo aprendió los pusieron ustedes al generar los datos.»</w:t>
+        <w:t>«El título y el objetivo general de la página 25 venden la integración SCADA-OMS-GIS. Pero la Tabla 9, página 68, marca las seis variables de SCADA como excluidas por data leakage, y en la Figura 13, página 101, ninguna de las quince variables del resumen SHAP viene de SCADA. Nómbrenme una variable de SCADA que entre al modelo final. Si no entra ninguna, díganlo con esas palabras.»</w:t>
       </w:r>
     </w:p>
     <w:p>
@@ -998,7 +998,7 @@
           <w:color w:val="2B2B2B"/>
           <w:sz w:val="22"/>
         </w:rPr>
-        <w:t>Pregunta 2 — Sus propios criterios de éxito</w:t>
+        <w:t>Pregunta 2 — La prevalencia real del panel</w:t>
       </w:r>
     </w:p>
     <w:p>
@@ -1014,7 +1014,7 @@
           <w:color w:val="2B2B2B"/>
           <w:sz w:val="21"/>
         </w:rPr>
-        <w:t>«Ustedes fijaron como resultados esperados un AUC superior a 0,75 y un recall mínimo del 70 % —página 28—, y lo que obtuvieron fue un AUC de 0,616 con XGBoost y un recall máximo de 0,297 con Random Forest: ¿por qué esa comparación no aparece en las conclusiones y qué lectura técnica hacen de esa distancia?»</w:t>
+        <w:t>«Las páginas 49 y 51 fijan la clase positiva del panel en aproximadamente el 18 %. Pero las dos particiones de la página 96 suman 7.413.024 filas y los positivos son a lo sumo los 83.900 eventos de la página 47: eso da 1,13 %. Denme una sola cifra: ¿qué porcentaje de filas positivas tenía el panel con que entrenaron? Si el 18 % fue un supuesto de diseño y no una medición, díganlo así.»</w:t>
       </w:r>
     </w:p>
     <w:p>
@@ -1055,7 +1055,7 @@
           <w:color w:val="2B2B2B"/>
           <w:sz w:val="22"/>
         </w:rPr>
-        <w:t>Pregunta 3 — La existencia del producto</w:t>
+        <w:t>Pregunta 3 — El juicio de expertos de CENS</w:t>
       </w:r>
     </w:p>
     <w:p>
@@ -1071,7 +1071,7 @@
           <w:color w:val="2B2B2B"/>
           <w:sz w:val="21"/>
         </w:rPr>
-        <w:t>«En la página 71 y en la diapositiva 13 hablan de un prototipo funcional en Streamlit que integra el modelo y SHAP, pero entre las dieciséis figuras del documento no hay ni una captura del tablero: ¿está corriendo hoy, y pueden describirme qué se ve en pantalla cuando se consulta el activo ACT-012907?»</w:t>
+        <w:t>«La página 66 afirma que los instrumentos fueron sometidos a un proceso de validación técnica interna mediante revisión por juicio de expertos de las áreas de Operación del Sistema, Gestión de Activos y Analítica de Datos de CENS. La página 12 dice que no fue posible acceder a los sistemas productivos de CENS. Díganme cuántos expertos fueron y en qué fecha. Si fue una conversación informal y sin acta, díganlo con esas palabras.»</w:t>
       </w:r>
     </w:p>
     <w:p>
@@ -1121,7 +1121,7 @@
           <w:color w:val="2B2B2B"/>
           <w:sz w:val="22"/>
         </w:rPr>
-        <w:t xml:space="preserve"> desbalance de clases y su tratamiento · umbral de decisión elegido y por qué · particiones y fuga de información en el panel activo-semana · el 18 % que no cuadra (p. 49)</w:t>
+        <w:t xml:space="preserve"> las 20 variables del XGBoost contra las 7 del diccionario y las 15 de la Figura 13 (pp. 68-70, 100, 101) · MES_SEMANA como señal dominante (pp. 100-101) · resumen contra abstract (pp. 12 y 14) · los 600 registros de la diapositiva 9 contra la Tabla 12 (p. 78) · la Fase 5 contra sí misma (p. 55) · datos reales, oficiales o sintéticos (pp. 45, 52 y 112) · las metas propias sin confrontar (pp. 28, 97, 110-112) · el tablero en pantalla (pp. 11, 71-73) · la bibliografía de la presentación (pp. 22, 27, 33, 113-115)</w:t>
       </w:r>
     </w:p>
     <w:p>
@@ -1169,7 +1169,7 @@
           <w:color w:val="2B2B2B"/>
           <w:sz w:val="22"/>
         </w:rPr>
-        <w:t>Partida antes de oír (§7 de la ficha):</w:t>
+        <w:t>Partida antes de oír (§8 de la ficha):</w:t>
       </w:r>
       <w:r>
         <w:rPr>
@@ -1476,6 +1476,297 @@
           <w:sz w:val="22"/>
         </w:rPr>
         <w:t xml:space="preserve"> ✓ lo dijo · ✗ no lo dijo · ~ ambiguo · ! contradice el documento (p. __) · ☐ verificar después</w:t>
+      </w:r>
+    </w:p>
+    <w:p>
+      <w:pPr>
+        <w:spacing w:before="200" w:after="60"/>
+      </w:pPr>
+      <w:r>
+        <w:rPr>
+          <w:rFonts w:ascii="Calibri" w:hAnsi="Calibri"/>
+          <w:b/>
+          <w:color w:val="007433"/>
+          <w:sz w:val="32"/>
+        </w:rPr>
+        <w:t>E · FORMULARIO OFICIAL DEL JURADO — 5 criterios, escala 1–5</w:t>
+      </w:r>
+    </w:p>
+    <w:p>
+      <w:r>
+        <w:rPr>
+          <w:rFonts w:ascii="Calibri" w:hAnsi="Calibri"/>
+          <w:b w:val="0"/>
+          <w:color w:val="2B2B2B"/>
+          <w:sz w:val="22"/>
+        </w:rPr>
+        <w:t xml:space="preserve">Instrumento </w:t>
+      </w:r>
+      <w:r>
+        <w:rPr>
+          <w:rFonts w:ascii="Calibri" w:hAnsi="Calibri"/>
+          <w:b/>
+          <w:color w:val="2B2B2B"/>
+          <w:sz w:val="22"/>
+        </w:rPr>
+        <w:t>distinto</w:t>
+      </w:r>
+      <w:r>
+        <w:rPr>
+          <w:rFonts w:ascii="Calibri" w:hAnsi="Calibri"/>
+          <w:b w:val="0"/>
+          <w:color w:val="2B2B2B"/>
+          <w:sz w:val="22"/>
+        </w:rPr>
+        <w:t xml:space="preserve"> de los cuatro criterios de la §D: aquellos dan la </w:t>
+      </w:r>
+      <w:r>
+        <w:rPr>
+          <w:rFonts w:ascii="Calibri" w:hAnsi="Calibri"/>
+          <w:b/>
+          <w:color w:val="2B2B2B"/>
+          <w:sz w:val="22"/>
+        </w:rPr>
+        <w:t>nota del acta</w:t>
+      </w:r>
+      <w:r>
+        <w:rPr>
+          <w:rFonts w:ascii="Calibri" w:hAnsi="Calibri"/>
+          <w:b w:val="0"/>
+          <w:color w:val="2B2B2B"/>
+          <w:sz w:val="22"/>
+        </w:rPr>
+        <w:t xml:space="preserve">, estos cinco van al formulario de la Dirección y </w:t>
+      </w:r>
+      <w:r>
+        <w:rPr>
+          <w:rFonts w:ascii="Calibri" w:hAnsi="Calibri"/>
+          <w:b/>
+          <w:color w:val="2B2B2B"/>
+          <w:sz w:val="22"/>
+        </w:rPr>
+        <w:t>no son notas</w:t>
+      </w:r>
+      <w:r>
+        <w:rPr>
+          <w:rFonts w:ascii="Calibri" w:hAnsi="Calibri"/>
+          <w:b w:val="0"/>
+          <w:color w:val="2B2B2B"/>
+          <w:sz w:val="22"/>
+        </w:rPr>
+        <w:t xml:space="preserve">. Las cinco se responden con el documento, así que vienen </w:t>
+      </w:r>
+      <w:r>
+        <w:rPr>
+          <w:rFonts w:ascii="Calibri" w:hAnsi="Calibri"/>
+          <w:b/>
+          <w:color w:val="2B2B2B"/>
+          <w:sz w:val="22"/>
+        </w:rPr>
+        <w:t>precargadas</w:t>
+      </w:r>
+      <w:r>
+        <w:rPr>
+          <w:rFonts w:ascii="Calibri" w:hAnsi="Calibri"/>
+          <w:b w:val="0"/>
+          <w:color w:val="2B2B2B"/>
+          <w:sz w:val="22"/>
+        </w:rPr>
+        <w:t xml:space="preserve"> desde la §8.1 de la ficha, que trae la página que sostiene cada casilla. En sala solo se confirma; si la sustentación cambia una, se tacha y se rodea otra.</w:t>
+      </w:r>
+    </w:p>
+    <w:p>
+      <w:r>
+        <w:rPr>
+          <w:rFonts w:ascii="Calibri" w:hAnsi="Calibri"/>
+          <w:b/>
+          <w:color w:val="2B2B2B"/>
+          <w:sz w:val="22"/>
+        </w:rPr>
+        <w:t>1. Problemática y objetivos</w:t>
+      </w:r>
+      <w:r>
+        <w:rPr>
+          <w:rFonts w:ascii="Calibri" w:hAnsi="Calibri"/>
+          <w:b w:val="0"/>
+          <w:color w:val="2B2B2B"/>
+          <w:sz w:val="22"/>
+        </w:rPr>
+        <w:t xml:space="preserve"> — rodear:   1   ·   2   ·   3   ·   4   ·   5   →   precargado </w:t>
+      </w:r>
+      <w:r>
+        <w:rPr>
+          <w:rFonts w:ascii="Calibri" w:hAnsi="Calibri"/>
+          <w:b/>
+          <w:color w:val="2B2B2B"/>
+          <w:sz w:val="22"/>
+        </w:rPr>
+        <w:t>4</w:t>
+      </w:r>
+    </w:p>
+    <w:p>
+      <w:r>
+        <w:rPr>
+          <w:rFonts w:ascii="Calibri" w:hAnsi="Calibri"/>
+          <w:b/>
+          <w:color w:val="2B2B2B"/>
+          <w:sz w:val="22"/>
+        </w:rPr>
+        <w:t>2. Marco teórico y referentes</w:t>
+      </w:r>
+      <w:r>
+        <w:rPr>
+          <w:rFonts w:ascii="Calibri" w:hAnsi="Calibri"/>
+          <w:b w:val="0"/>
+          <w:color w:val="2B2B2B"/>
+          <w:sz w:val="22"/>
+        </w:rPr>
+        <w:t xml:space="preserve"> — rodear:   1   ·   2   ·   3   ·   4   ·   5   →   precargado </w:t>
+      </w:r>
+      <w:r>
+        <w:rPr>
+          <w:rFonts w:ascii="Calibri" w:hAnsi="Calibri"/>
+          <w:b/>
+          <w:color w:val="2B2B2B"/>
+          <w:sz w:val="22"/>
+        </w:rPr>
+        <w:t>3</w:t>
+      </w:r>
+    </w:p>
+    <w:p>
+      <w:r>
+        <w:rPr>
+          <w:rFonts w:ascii="Calibri" w:hAnsi="Calibri"/>
+          <w:b/>
+          <w:color w:val="2B2B2B"/>
+          <w:sz w:val="22"/>
+        </w:rPr>
+        <w:t>3. Metodología, muestra y diseño</w:t>
+      </w:r>
+      <w:r>
+        <w:rPr>
+          <w:rFonts w:ascii="Calibri" w:hAnsi="Calibri"/>
+          <w:b w:val="0"/>
+          <w:color w:val="2B2B2B"/>
+          <w:sz w:val="22"/>
+        </w:rPr>
+        <w:t xml:space="preserve"> — rodear:   1   ·   2   ·   3   ·   4   ·   5   →   precargado </w:t>
+      </w:r>
+      <w:r>
+        <w:rPr>
+          <w:rFonts w:ascii="Calibri" w:hAnsi="Calibri"/>
+          <w:b/>
+          <w:color w:val="2B2B2B"/>
+          <w:sz w:val="22"/>
+        </w:rPr>
+        <w:t>3</w:t>
+      </w:r>
+    </w:p>
+    <w:p>
+      <w:r>
+        <w:rPr>
+          <w:rFonts w:ascii="Calibri" w:hAnsi="Calibri"/>
+          <w:b/>
+          <w:color w:val="2B2B2B"/>
+          <w:sz w:val="22"/>
+        </w:rPr>
+        <w:t>4. Resultados y conclusiones</w:t>
+      </w:r>
+      <w:r>
+        <w:rPr>
+          <w:rFonts w:ascii="Calibri" w:hAnsi="Calibri"/>
+          <w:b w:val="0"/>
+          <w:color w:val="2B2B2B"/>
+          <w:sz w:val="22"/>
+        </w:rPr>
+        <w:t xml:space="preserve"> — rodear:   1   ·   2   ·   3   ·   4   ·   5   →   precargado </w:t>
+      </w:r>
+      <w:r>
+        <w:rPr>
+          <w:rFonts w:ascii="Calibri" w:hAnsi="Calibri"/>
+          <w:b/>
+          <w:color w:val="2B2B2B"/>
+          <w:sz w:val="22"/>
+        </w:rPr>
+        <w:t>3</w:t>
+      </w:r>
+    </w:p>
+    <w:p>
+      <w:r>
+        <w:rPr>
+          <w:rFonts w:ascii="Calibri" w:hAnsi="Calibri"/>
+          <w:b/>
+          <w:color w:val="2B2B2B"/>
+          <w:sz w:val="22"/>
+        </w:rPr>
+        <w:t>5. Pertinencia disciplinar</w:t>
+      </w:r>
+      <w:r>
+        <w:rPr>
+          <w:rFonts w:ascii="Calibri" w:hAnsi="Calibri"/>
+          <w:b w:val="0"/>
+          <w:color w:val="2B2B2B"/>
+          <w:sz w:val="22"/>
+        </w:rPr>
+        <w:t xml:space="preserve"> — rodear:   1   ·   2   ·   3   ·   4   ·   5   →   precargado </w:t>
+      </w:r>
+      <w:r>
+        <w:rPr>
+          <w:rFonts w:ascii="Calibri" w:hAnsi="Calibri"/>
+          <w:b/>
+          <w:color w:val="2B2B2B"/>
+          <w:sz w:val="22"/>
+        </w:rPr>
+        <w:t>4</w:t>
+      </w:r>
+    </w:p>
+    <w:p>
+      <w:r>
+        <w:rPr>
+          <w:rFonts w:ascii="Calibri" w:hAnsi="Calibri"/>
+          <w:b/>
+          <w:color w:val="2B2B2B"/>
+          <w:sz w:val="22"/>
+        </w:rPr>
+        <w:t>Suma:  ______ / 25</w:t>
+      </w:r>
+      <w:r>
+        <w:rPr>
+          <w:rFonts w:ascii="Calibri" w:hAnsi="Calibri"/>
+          <w:b w:val="0"/>
+          <w:color w:val="2B2B2B"/>
+          <w:sz w:val="22"/>
+        </w:rPr>
+        <w:t xml:space="preserve">   ·   precargada: </w:t>
+      </w:r>
+      <w:r>
+        <w:rPr>
+          <w:rFonts w:ascii="Calibri" w:hAnsi="Calibri"/>
+          <w:b/>
+          <w:color w:val="2B2B2B"/>
+          <w:sz w:val="22"/>
+        </w:rPr>
+        <w:t>17 / 25</w:t>
+      </w:r>
+    </w:p>
+    <w:p>
+      <w:r>
+        <w:rPr>
+          <w:rFonts w:ascii="Calibri" w:hAnsi="Calibri"/>
+          <w:b/>
+          <w:color w:val="2B2B2B"/>
+          <w:sz w:val="22"/>
+        </w:rPr>
+        <w:t>Si cambio una casilla, la razón en una línea</w:t>
+      </w:r>
+      <w:r>
+        <w:rPr>
+          <w:rFonts w:ascii="Calibri" w:hAnsi="Calibri"/>
+          <w:b w:val="0"/>
+          <w:color w:val="2B2B2B"/>
+          <w:sz w:val="22"/>
+        </w:rPr>
+        <w:t xml:space="preserve"> (la §8.1 trae el sustento del precargado):   ______________________________________________________</w:t>
       </w:r>
     </w:p>
     <w:sectPr>
